--- a/_DOCUMENTATION_/documentation_mfadlika.docx
+++ b/_DOCUMENTATION_/documentation_mfadlika.docx
@@ -4,14 +4,11 @@
   <w:body>
     <w:p>
       <w:r>
-        <w:rPr>
-          <w:noProof/>
-        </w:rPr>
         <w:drawing>
-          <wp:inline distT="0" distB="0" distL="0" distR="0" wp14:anchorId="6E5E5355" wp14:editId="086DB8D2">
-            <wp:extent cx="3823855" cy="2858495"/>
-            <wp:effectExtent l="0" t="0" r="0" b="0"/>
-            <wp:docPr id="619118359" name="Picture 1" descr="A screenshot of a computer&#10;&#10;AI-generated content may be incorrect."/>
+          <wp:inline distT="0" distB="0" distL="0" distR="0" wp14:anchorId="0F72A32A" wp14:editId="49F921BB">
+            <wp:extent cx="4058365" cy="4151586"/>
+            <wp:effectExtent l="0" t="0" r="5715" b="1905"/>
+            <wp:docPr id="1610771484" name="Picture 1" descr="A screenshot of a login form&#10;&#10;AI-generated content may be incorrect."/>
             <wp:cNvGraphicFramePr>
               <a:graphicFrameLocks xmlns:a="http://schemas.openxmlformats.org/drawingml/2006/main" noChangeAspect="1"/>
             </wp:cNvGraphicFramePr>
@@ -19,17 +16,11 @@
               <a:graphicData uri="http://schemas.openxmlformats.org/drawingml/2006/picture">
                 <pic:pic xmlns:pic="http://schemas.openxmlformats.org/drawingml/2006/picture">
                   <pic:nvPicPr>
-                    <pic:cNvPr id="619118359" name="Picture 1" descr="A screenshot of a computer&#10;&#10;AI-generated content may be incorrect."/>
+                    <pic:cNvPr id="1610771484" name="Picture 1" descr="A screenshot of a login form&#10;&#10;AI-generated content may be incorrect."/>
                     <pic:cNvPicPr/>
                   </pic:nvPicPr>
                   <pic:blipFill>
-                    <a:blip r:embed="rId4" cstate="print">
-                      <a:extLst>
-                        <a:ext uri="{28A0092B-C50C-407E-A947-70E740481C1C}">
-                          <a14:useLocalDpi xmlns:a14="http://schemas.microsoft.com/office/drawing/2010/main" val="0"/>
-                        </a:ext>
-                      </a:extLst>
-                    </a:blip>
+                    <a:blip r:embed="rId4"/>
                     <a:stretch>
                       <a:fillRect/>
                     </a:stretch>
@@ -37,7 +28,7 @@
                   <pic:spPr>
                     <a:xfrm>
                       <a:off x="0" y="0"/>
-                      <a:ext cx="3837052" cy="2868360"/>
+                      <a:ext cx="4068314" cy="4161763"/>
                     </a:xfrm>
                     <a:prstGeom prst="rect">
                       <a:avLst/>
@@ -51,52 +42,29 @@
       </w:r>
     </w:p>
     <w:p>
-      <w:proofErr w:type="spellStart"/>
       <w:r>
-        <w:t>Membuat</w:t>
+        <w:t>Login Page</w:t>
       </w:r>
-      <w:proofErr w:type="spellEnd"/>
+    </w:p>
+    <w:p/>
+    <w:p/>
+    <w:p/>
+    <w:p/>
+    <w:p/>
+    <w:p/>
+    <w:p/>
+    <w:p/>
+    <w:p/>
+    <w:p/>
+    <w:p/>
+    <w:p>
       <w:r>
-        <w:t xml:space="preserve"> page signup </w:t>
-      </w:r>
-      <w:proofErr w:type="spellStart"/>
-      <w:r>
-        <w:t>untuk</w:t>
-      </w:r>
-      <w:proofErr w:type="spellEnd"/>
-      <w:r>
-        <w:t xml:space="preserve"> </w:t>
-      </w:r>
-      <w:proofErr w:type="spellStart"/>
-      <w:r>
-        <w:t>mendaftarkan</w:t>
-      </w:r>
-      <w:proofErr w:type="spellEnd"/>
-      <w:r>
-        <w:t xml:space="preserve"> </w:t>
-      </w:r>
-      <w:proofErr w:type="spellStart"/>
-      <w:r>
-        <w:t>akun</w:t>
-      </w:r>
-      <w:proofErr w:type="spellEnd"/>
-      <w:r>
-        <w:t xml:space="preserve"> </w:t>
-      </w:r>
-      <w:proofErr w:type="spellStart"/>
-      <w:r>
-        <w:t>TeknoTwit</w:t>
-      </w:r>
-      <w:proofErr w:type="spellEnd"/>
-      <w:r>
-        <w:rPr>
-          <w:noProof/>
-        </w:rPr>
+        <w:lastRenderedPageBreak/>
         <w:drawing>
-          <wp:inline distT="0" distB="0" distL="0" distR="0" wp14:anchorId="25F288A0" wp14:editId="1EC8623E">
-            <wp:extent cx="4144488" cy="3098182"/>
-            <wp:effectExtent l="0" t="0" r="0" b="635"/>
-            <wp:docPr id="818203378" name="Picture 2" descr="A screenshot of a login box&#10;&#10;AI-generated content may be incorrect."/>
+          <wp:inline distT="0" distB="0" distL="0" distR="0" wp14:anchorId="02B21AEA" wp14:editId="1AAAFFC4">
+            <wp:extent cx="4068640" cy="4162097"/>
+            <wp:effectExtent l="0" t="0" r="0" b="3810"/>
+            <wp:docPr id="350264798" name="Picture 1" descr="A screenshot of a social media post&#10;&#10;AI-generated content may be incorrect."/>
             <wp:cNvGraphicFramePr>
               <a:graphicFrameLocks xmlns:a="http://schemas.openxmlformats.org/drawingml/2006/main" noChangeAspect="1"/>
             </wp:cNvGraphicFramePr>
@@ -104,17 +72,11 @@
               <a:graphicData uri="http://schemas.openxmlformats.org/drawingml/2006/picture">
                 <pic:pic xmlns:pic="http://schemas.openxmlformats.org/drawingml/2006/picture">
                   <pic:nvPicPr>
-                    <pic:cNvPr id="818203378" name="Picture 2" descr="A screenshot of a login box&#10;&#10;AI-generated content may be incorrect."/>
+                    <pic:cNvPr id="350264798" name="Picture 1" descr="A screenshot of a social media post&#10;&#10;AI-generated content may be incorrect."/>
                     <pic:cNvPicPr/>
                   </pic:nvPicPr>
                   <pic:blipFill>
-                    <a:blip r:embed="rId5" cstate="print">
-                      <a:extLst>
-                        <a:ext uri="{28A0092B-C50C-407E-A947-70E740481C1C}">
-                          <a14:useLocalDpi xmlns:a14="http://schemas.microsoft.com/office/drawing/2010/main" val="0"/>
-                        </a:ext>
-                      </a:extLst>
-                    </a:blip>
+                    <a:blip r:embed="rId5"/>
                     <a:stretch>
                       <a:fillRect/>
                     </a:stretch>
@@ -122,7 +84,7 @@
                   <pic:spPr>
                     <a:xfrm>
                       <a:off x="0" y="0"/>
-                      <a:ext cx="4167842" cy="3115640"/>
+                      <a:ext cx="4083986" cy="4177795"/>
                     </a:xfrm>
                     <a:prstGeom prst="rect">
                       <a:avLst/>
@@ -136,29 +98,61 @@
       </w:r>
     </w:p>
     <w:p>
-      <w:proofErr w:type="spellStart"/>
       <w:r>
-        <w:t>Memastikan</w:t>
+        <w:t>Home Page</w:t>
       </w:r>
-      <w:proofErr w:type="spellEnd"/>
+    </w:p>
+    <w:p/>
+    <w:p/>
+    <w:p/>
+    <w:p/>
+    <w:p/>
+    <w:p/>
+    <w:p/>
+    <w:p/>
+    <w:p>
       <w:r>
-        <w:t xml:space="preserve"> </w:t>
+        <w:lastRenderedPageBreak/>
+        <w:drawing>
+          <wp:inline distT="0" distB="0" distL="0" distR="0" wp14:anchorId="21C96493" wp14:editId="3CFC5DA6">
+            <wp:extent cx="4808392" cy="4918841"/>
+            <wp:effectExtent l="0" t="0" r="5080" b="0"/>
+            <wp:docPr id="730733176" name="Picture 1" descr="A screenshot of a login form&#10;&#10;AI-generated content may be incorrect."/>
+            <wp:cNvGraphicFramePr>
+              <a:graphicFrameLocks xmlns:a="http://schemas.openxmlformats.org/drawingml/2006/main" noChangeAspect="1"/>
+            </wp:cNvGraphicFramePr>
+            <a:graphic xmlns:a="http://schemas.openxmlformats.org/drawingml/2006/main">
+              <a:graphicData uri="http://schemas.openxmlformats.org/drawingml/2006/picture">
+                <pic:pic xmlns:pic="http://schemas.openxmlformats.org/drawingml/2006/picture">
+                  <pic:nvPicPr>
+                    <pic:cNvPr id="730733176" name="Picture 1" descr="A screenshot of a login form&#10;&#10;AI-generated content may be incorrect."/>
+                    <pic:cNvPicPr/>
+                  </pic:nvPicPr>
+                  <pic:blipFill>
+                    <a:blip r:embed="rId6"/>
+                    <a:stretch>
+                      <a:fillRect/>
+                    </a:stretch>
+                  </pic:blipFill>
+                  <pic:spPr>
+                    <a:xfrm>
+                      <a:off x="0" y="0"/>
+                      <a:ext cx="4819451" cy="4930154"/>
+                    </a:xfrm>
+                    <a:prstGeom prst="rect">
+                      <a:avLst/>
+                    </a:prstGeom>
+                  </pic:spPr>
+                </pic:pic>
+              </a:graphicData>
+            </a:graphic>
+          </wp:inline>
+        </w:drawing>
       </w:r>
-      <w:proofErr w:type="spellStart"/>
+    </w:p>
+    <w:p>
       <w:r>
-        <w:t>hanya</w:t>
-      </w:r>
-      <w:proofErr w:type="spellEnd"/>
-      <w:r>
-        <w:t xml:space="preserve"> email @teknokrat.ac.id yang </w:t>
-      </w:r>
-      <w:proofErr w:type="spellStart"/>
-      <w:r>
-        <w:t>dapat</w:t>
-      </w:r>
-      <w:proofErr w:type="spellEnd"/>
-      <w:r>
-        <w:t xml:space="preserve"> mendaftar</w:t>
+        <w:t>Sign Up Page</w:t>
       </w:r>
     </w:p>
     <w:sectPr>

--- a/_DOCUMENTATION_/documentation_mfadlika.docx
+++ b/_DOCUMENTATION_/documentation_mfadlika.docx
@@ -61,6 +61,54 @@
       <w:r>
         <w:lastRenderedPageBreak/>
         <w:drawing>
+          <wp:inline distT="0" distB="0" distL="0" distR="0" wp14:anchorId="7A55AD4B" wp14:editId="43E60524">
+            <wp:extent cx="4808392" cy="4918841"/>
+            <wp:effectExtent l="0" t="0" r="5080" b="0"/>
+            <wp:docPr id="730733176" name="Picture 1" descr="A screenshot of a login form&#10;&#10;AI-generated content may be incorrect."/>
+            <wp:cNvGraphicFramePr>
+              <a:graphicFrameLocks xmlns:a="http://schemas.openxmlformats.org/drawingml/2006/main" noChangeAspect="1"/>
+            </wp:cNvGraphicFramePr>
+            <a:graphic xmlns:a="http://schemas.openxmlformats.org/drawingml/2006/main">
+              <a:graphicData uri="http://schemas.openxmlformats.org/drawingml/2006/picture">
+                <pic:pic xmlns:pic="http://schemas.openxmlformats.org/drawingml/2006/picture">
+                  <pic:nvPicPr>
+                    <pic:cNvPr id="730733176" name="Picture 1" descr="A screenshot of a login form&#10;&#10;AI-generated content may be incorrect."/>
+                    <pic:cNvPicPr/>
+                  </pic:nvPicPr>
+                  <pic:blipFill>
+                    <a:blip r:embed="rId5"/>
+                    <a:stretch>
+                      <a:fillRect/>
+                    </a:stretch>
+                  </pic:blipFill>
+                  <pic:spPr>
+                    <a:xfrm>
+                      <a:off x="0" y="0"/>
+                      <a:ext cx="4819451" cy="4930154"/>
+                    </a:xfrm>
+                    <a:prstGeom prst="rect">
+                      <a:avLst/>
+                    </a:prstGeom>
+                  </pic:spPr>
+                </pic:pic>
+              </a:graphicData>
+            </a:graphic>
+          </wp:inline>
+        </w:drawing>
+      </w:r>
+    </w:p>
+    <w:p>
+      <w:r>
+        <w:t>Sign Up Page</w:t>
+      </w:r>
+    </w:p>
+    <w:p/>
+    <w:p/>
+    <w:p/>
+    <w:p>
+      <w:r>
+        <w:lastRenderedPageBreak/>
+        <w:drawing>
           <wp:inline distT="0" distB="0" distL="0" distR="0" wp14:anchorId="02B21AEA" wp14:editId="1AAAFFC4">
             <wp:extent cx="4068640" cy="4162097"/>
             <wp:effectExtent l="0" t="0" r="0" b="3810"/>
@@ -76,7 +124,7 @@
                     <pic:cNvPicPr/>
                   </pic:nvPicPr>
                   <pic:blipFill>
-                    <a:blip r:embed="rId5"/>
+                    <a:blip r:embed="rId6"/>
                     <a:stretch>
                       <a:fillRect/>
                     </a:stretch>
@@ -110,14 +158,17 @@
     <w:p/>
     <w:p/>
     <w:p/>
+    <w:p/>
+    <w:p/>
+    <w:p/>
+    <w:p/>
     <w:p>
       <w:r>
-        <w:lastRenderedPageBreak/>
         <w:drawing>
-          <wp:inline distT="0" distB="0" distL="0" distR="0" wp14:anchorId="21C96493" wp14:editId="3CFC5DA6">
-            <wp:extent cx="4808392" cy="4918841"/>
-            <wp:effectExtent l="0" t="0" r="5080" b="0"/>
-            <wp:docPr id="730733176" name="Picture 1" descr="A screenshot of a login form&#10;&#10;AI-generated content may be incorrect."/>
+          <wp:inline distT="0" distB="0" distL="0" distR="0" wp14:anchorId="31B51B7B" wp14:editId="54D05012">
+            <wp:extent cx="5943600" cy="6080125"/>
+            <wp:effectExtent l="0" t="0" r="0" b="3175"/>
+            <wp:docPr id="833956072" name="Picture 1" descr="A screenshot of a social media account&#10;&#10;AI-generated content may be incorrect."/>
             <wp:cNvGraphicFramePr>
               <a:graphicFrameLocks xmlns:a="http://schemas.openxmlformats.org/drawingml/2006/main" noChangeAspect="1"/>
             </wp:cNvGraphicFramePr>
@@ -125,11 +176,11 @@
               <a:graphicData uri="http://schemas.openxmlformats.org/drawingml/2006/picture">
                 <pic:pic xmlns:pic="http://schemas.openxmlformats.org/drawingml/2006/picture">
                   <pic:nvPicPr>
-                    <pic:cNvPr id="730733176" name="Picture 1" descr="A screenshot of a login form&#10;&#10;AI-generated content may be incorrect."/>
+                    <pic:cNvPr id="833956072" name="Picture 1" descr="A screenshot of a social media account&#10;&#10;AI-generated content may be incorrect."/>
                     <pic:cNvPicPr/>
                   </pic:nvPicPr>
                   <pic:blipFill>
-                    <a:blip r:embed="rId6"/>
+                    <a:blip r:embed="rId7"/>
                     <a:stretch>
                       <a:fillRect/>
                     </a:stretch>
@@ -137,7 +188,7 @@
                   <pic:spPr>
                     <a:xfrm>
                       <a:off x="0" y="0"/>
-                      <a:ext cx="4819451" cy="4930154"/>
+                      <a:ext cx="5943600" cy="6080125"/>
                     </a:xfrm>
                     <a:prstGeom prst="rect">
                       <a:avLst/>
@@ -152,7 +203,7 @@
     </w:p>
     <w:p>
       <w:r>
-        <w:t>Sign Up Page</w:t>
+        <w:t>User Page</w:t>
       </w:r>
     </w:p>
     <w:sectPr>

--- a/_DOCUMENTATION_/documentation_mfadlika.docx
+++ b/_DOCUMENTATION_/documentation_mfadlika.docx
@@ -109,9 +109,9 @@
       <w:r>
         <w:lastRenderedPageBreak/>
         <w:drawing>
-          <wp:inline distT="0" distB="0" distL="0" distR="0" wp14:anchorId="02B21AEA" wp14:editId="1AAAFFC4">
-            <wp:extent cx="4068640" cy="4162097"/>
-            <wp:effectExtent l="0" t="0" r="0" b="3810"/>
+          <wp:inline distT="0" distB="0" distL="0" distR="0" wp14:anchorId="02B21AEA" wp14:editId="1DD9DE93">
+            <wp:extent cx="2606722" cy="2666597"/>
+            <wp:effectExtent l="0" t="0" r="0" b="635"/>
             <wp:docPr id="350264798" name="Picture 1" descr="A screenshot of a social media post&#10;&#10;AI-generated content may be incorrect."/>
             <wp:cNvGraphicFramePr>
               <a:graphicFrameLocks xmlns:a="http://schemas.openxmlformats.org/drawingml/2006/main" noChangeAspect="1"/>
@@ -132,7 +132,44 @@
                   <pic:spPr>
                     <a:xfrm>
                       <a:off x="0" y="0"/>
-                      <a:ext cx="4083986" cy="4177795"/>
+                      <a:ext cx="2642102" cy="2702790"/>
+                    </a:xfrm>
+                    <a:prstGeom prst="rect">
+                      <a:avLst/>
+                    </a:prstGeom>
+                  </pic:spPr>
+                </pic:pic>
+              </a:graphicData>
+            </a:graphic>
+          </wp:inline>
+        </w:drawing>
+      </w:r>
+      <w:r>
+        <w:drawing>
+          <wp:inline distT="0" distB="0" distL="0" distR="0" wp14:anchorId="66DD42DA" wp14:editId="5AF0F54C">
+            <wp:extent cx="2601556" cy="2661314"/>
+            <wp:effectExtent l="0" t="0" r="2540" b="5715"/>
+            <wp:docPr id="2050697008" name="Picture 1" descr="A screenshot of a social media chat&#10;&#10;AI-generated content may be incorrect."/>
+            <wp:cNvGraphicFramePr>
+              <a:graphicFrameLocks xmlns:a="http://schemas.openxmlformats.org/drawingml/2006/main" noChangeAspect="1"/>
+            </wp:cNvGraphicFramePr>
+            <a:graphic xmlns:a="http://schemas.openxmlformats.org/drawingml/2006/main">
+              <a:graphicData uri="http://schemas.openxmlformats.org/drawingml/2006/picture">
+                <pic:pic xmlns:pic="http://schemas.openxmlformats.org/drawingml/2006/picture">
+                  <pic:nvPicPr>
+                    <pic:cNvPr id="2050697008" name="Picture 1" descr="A screenshot of a social media chat&#10;&#10;AI-generated content may be incorrect."/>
+                    <pic:cNvPicPr/>
+                  </pic:nvPicPr>
+                  <pic:blipFill>
+                    <a:blip r:embed="rId7"/>
+                    <a:stretch>
+                      <a:fillRect/>
+                    </a:stretch>
+                  </pic:blipFill>
+                  <pic:spPr>
+                    <a:xfrm>
+                      <a:off x="0" y="0"/>
+                      <a:ext cx="2615582" cy="2675662"/>
                     </a:xfrm>
                     <a:prstGeom prst="rect">
                       <a:avLst/>
@@ -164,6 +201,7 @@
     <w:p/>
     <w:p>
       <w:r>
+        <w:lastRenderedPageBreak/>
         <w:drawing>
           <wp:inline distT="0" distB="0" distL="0" distR="0" wp14:anchorId="31B51B7B" wp14:editId="54D05012">
             <wp:extent cx="5943600" cy="6080125"/>
@@ -180,7 +218,7 @@
                     <pic:cNvPicPr/>
                   </pic:nvPicPr>
                   <pic:blipFill>
-                    <a:blip r:embed="rId7"/>
+                    <a:blip r:embed="rId8"/>
                     <a:stretch>
                       <a:fillRect/>
                     </a:stretch>

--- a/_DOCUMENTATION_/documentation_mfadlika.docx
+++ b/_DOCUMENTATION_/documentation_mfadlika.docx
@@ -203,9 +203,46 @@
       <w:r>
         <w:lastRenderedPageBreak/>
         <w:drawing>
-          <wp:inline distT="0" distB="0" distL="0" distR="0" wp14:anchorId="31B51B7B" wp14:editId="54D05012">
-            <wp:extent cx="5943600" cy="6080125"/>
-            <wp:effectExtent l="0" t="0" r="0" b="3175"/>
+          <wp:inline distT="0" distB="0" distL="0" distR="0" wp14:anchorId="69FD5E7D" wp14:editId="706B88A9">
+            <wp:extent cx="2883038" cy="2949262"/>
+            <wp:effectExtent l="0" t="0" r="0" b="0"/>
+            <wp:docPr id="1546422039" name="Picture 1" descr="A screenshot of a social media account&#10;&#10;AI-generated content may be incorrect."/>
+            <wp:cNvGraphicFramePr>
+              <a:graphicFrameLocks xmlns:a="http://schemas.openxmlformats.org/drawingml/2006/main" noChangeAspect="1"/>
+            </wp:cNvGraphicFramePr>
+            <a:graphic xmlns:a="http://schemas.openxmlformats.org/drawingml/2006/main">
+              <a:graphicData uri="http://schemas.openxmlformats.org/drawingml/2006/picture">
+                <pic:pic xmlns:pic="http://schemas.openxmlformats.org/drawingml/2006/picture">
+                  <pic:nvPicPr>
+                    <pic:cNvPr id="1546422039" name="Picture 1" descr="A screenshot of a social media account&#10;&#10;AI-generated content may be incorrect."/>
+                    <pic:cNvPicPr/>
+                  </pic:nvPicPr>
+                  <pic:blipFill>
+                    <a:blip r:embed="rId8"/>
+                    <a:stretch>
+                      <a:fillRect/>
+                    </a:stretch>
+                  </pic:blipFill>
+                  <pic:spPr>
+                    <a:xfrm>
+                      <a:off x="0" y="0"/>
+                      <a:ext cx="2904083" cy="2970790"/>
+                    </a:xfrm>
+                    <a:prstGeom prst="rect">
+                      <a:avLst/>
+                    </a:prstGeom>
+                  </pic:spPr>
+                </pic:pic>
+              </a:graphicData>
+            </a:graphic>
+          </wp:inline>
+        </w:drawing>
+      </w:r>
+      <w:r>
+        <w:drawing>
+          <wp:inline distT="0" distB="0" distL="0" distR="0" wp14:anchorId="31B51B7B" wp14:editId="2D00FF88">
+            <wp:extent cx="2870449" cy="2936383"/>
+            <wp:effectExtent l="0" t="0" r="0" b="0"/>
             <wp:docPr id="833956072" name="Picture 1" descr="A screenshot of a social media account&#10;&#10;AI-generated content may be incorrect."/>
             <wp:cNvGraphicFramePr>
               <a:graphicFrameLocks xmlns:a="http://schemas.openxmlformats.org/drawingml/2006/main" noChangeAspect="1"/>
@@ -218,7 +255,7 @@
                     <pic:cNvPicPr/>
                   </pic:nvPicPr>
                   <pic:blipFill>
-                    <a:blip r:embed="rId8"/>
+                    <a:blip r:embed="rId9"/>
                     <a:stretch>
                       <a:fillRect/>
                     </a:stretch>
@@ -226,7 +263,7 @@
                   <pic:spPr>
                     <a:xfrm>
                       <a:off x="0" y="0"/>
-                      <a:ext cx="5943600" cy="6080125"/>
+                      <a:ext cx="2880860" cy="2947033"/>
                     </a:xfrm>
                     <a:prstGeom prst="rect">
                       <a:avLst/>
@@ -242,6 +279,9 @@
     <w:p>
       <w:r>
         <w:t>User Page</w:t>
+      </w:r>
+      <w:r>
+        <w:t xml:space="preserve"> and Following User Feature</w:t>
       </w:r>
     </w:p>
     <w:sectPr>
